--- a/www/content/abdomen-pelvis/Scrotum.docx
+++ b/www/content/abdomen-pelvis/Scrotum.docx
@@ -25,15 +25,7 @@
     </w:p>
     <w:p>
       <w:r>
-        <w:t xml:space="preserve">On each side, scrotum has testis, epididymis, part of spermatic cord and </w:t>
-      </w:r>
-      <w:proofErr w:type="spellStart"/>
-      <w:r>
-        <w:t>cremastric</w:t>
-      </w:r>
-      <w:proofErr w:type="spellEnd"/>
-      <w:r>
-        <w:t xml:space="preserve"> muscle</w:t>
+        <w:t>On each side, scrotum has testis, epididymis, part of spermatic cord and cremastric muscle</w:t>
       </w:r>
     </w:p>
     <w:p>
@@ -141,15 +133,7 @@
         </w:numPr>
       </w:pPr>
       <w:r>
-        <w:t xml:space="preserve">Dartos fascia - has dartos muscle and fascia. </w:t>
-      </w:r>
-      <w:proofErr w:type="spellStart"/>
-      <w:r>
-        <w:t>Dortos</w:t>
-      </w:r>
-      <w:proofErr w:type="spellEnd"/>
-      <w:r>
-        <w:t xml:space="preserve"> muscle (smooth muscle) brings corrugations on the scrotal skin</w:t>
+        <w:t>Dartos fascia - has dartos muscle and fascia. Dortos muscle (smooth muscle) brings corrugations on the scrotal skin</w:t>
       </w:r>
     </w:p>
     <w:p>
@@ -165,9 +149,9 @@
       </w:r>
     </w:p>
     <w:p>
-      <w:pPr>
-        <w:pStyle w:val="Heading3"/>
-      </w:pPr>
+      <w:r>
+        <w:t>[TIP]</w:t>
+      </w:r>
       <w:r>
         <w:t>Similar sounding muscles</w:t>
       </w:r>
@@ -180,13 +164,8 @@
           <w:numId w:val="2"/>
         </w:numPr>
       </w:pPr>
-      <w:proofErr w:type="spellStart"/>
-      <w:r>
-        <w:t>Dortos</w:t>
-      </w:r>
-      <w:proofErr w:type="spellEnd"/>
-      <w:r>
-        <w:t xml:space="preserve"> - muscle in the scrotal skin </w:t>
+      <w:r>
+        <w:t xml:space="preserve">Dortos - muscle in the scrotal skin </w:t>
       </w:r>
     </w:p>
     <w:p>
@@ -197,13 +176,8 @@
           <w:numId w:val="2"/>
         </w:numPr>
       </w:pPr>
-      <w:proofErr w:type="spellStart"/>
-      <w:r>
-        <w:t>Detrussor</w:t>
-      </w:r>
-      <w:proofErr w:type="spellEnd"/>
-      <w:r>
-        <w:t xml:space="preserve"> - muscle of urinary bladder wall</w:t>
+      <w:r>
+        <w:t>Detrussor - muscle of urinary bladder wall</w:t>
       </w:r>
     </w:p>
     <w:p>
@@ -211,152 +185,76 @@
         <w:rPr>
           <w:noProof/>
         </w:rPr>
+        <w:t xml:space="preserve">[SVG] </w:t>
+      </w:r>
+      <w:r>
+        <w:rPr>
+          <w:noProof/>
+        </w:rPr>
+        <w:t>cremasteric reflex</w:t>
+      </w:r>
+      <w:r>
+        <w:rPr>
+          <w:noProof/>
+        </w:rPr>
+        <w:t>.svg</w:t>
+      </w:r>
+    </w:p>
+    <w:p>
+      <w:pPr>
+        <w:pStyle w:val="Heading2"/>
+      </w:pPr>
+      <w:r>
+        <w:t>Cremaster muscle</w:t>
+      </w:r>
+    </w:p>
+    <w:p>
+      <w:r>
+        <w:t>Etymology - rom Greek kremastēr, from krema- ‘hang’</w:t>
+      </w:r>
+    </w:p>
+    <w:p>
+      <w:r>
+        <w:t xml:space="preserve">Striated muscle covering testis and spermatic cord </w:t>
+      </w:r>
+    </w:p>
+    <w:p>
+      <w:r>
+        <w:t>Located between the external spermatic fascia and internal spermatic fascia</w:t>
+      </w:r>
+    </w:p>
+    <w:p>
+      <w:r>
+        <w:t xml:space="preserve">In its upper part, cremastric fascia is continuous with internal oblique fascia </w:t>
+      </w:r>
+    </w:p>
+    <w:p>
+      <w:r>
+        <w:t xml:space="preserve">Supplied by cremateric artery (branch of interior epigastic artery) - a content of spermatic cord </w:t>
+      </w:r>
+    </w:p>
+    <w:p>
+      <w:r>
+        <w:t xml:space="preserve">It is innervated by genital branch of genitofemoral nerve </w:t>
+      </w:r>
+    </w:p>
+    <w:p>
+      <w:r>
         <w:lastRenderedPageBreak/>
-        <w:drawing>
-          <wp:inline distT="0" distB="0" distL="0" distR="0" wp14:anchorId="6C6837A1" wp14:editId="2D7AF86A">
-            <wp:extent cx="4983480" cy="5059680"/>
-            <wp:effectExtent l="0" t="0" r="0" b="0"/>
-            <wp:docPr id="1053205577" name="Picture 1" descr="Background image"/>
-            <wp:cNvGraphicFramePr>
-              <a:graphicFrameLocks xmlns:a="http://schemas.openxmlformats.org/drawingml/2006/main" noChangeAspect="1"/>
-            </wp:cNvGraphicFramePr>
-            <a:graphic xmlns:a="http://schemas.openxmlformats.org/drawingml/2006/main">
-              <a:graphicData uri="http://schemas.openxmlformats.org/drawingml/2006/picture">
-                <pic:pic xmlns:pic="http://schemas.openxmlformats.org/drawingml/2006/picture">
-                  <pic:nvPicPr>
-                    <pic:cNvPr id="0" name="Picture 10" descr="Background image"/>
-                    <pic:cNvPicPr>
-                      <a:picLocks noChangeAspect="1" noChangeArrowheads="1"/>
-                    </pic:cNvPicPr>
-                  </pic:nvPicPr>
-                  <pic:blipFill>
-                    <a:blip r:embed="rId5">
-                      <a:extLst>
-                        <a:ext uri="{28A0092B-C50C-407E-A947-70E740481C1C}">
-                          <a14:useLocalDpi xmlns:a14="http://schemas.microsoft.com/office/drawing/2010/main" val="0"/>
-                        </a:ext>
-                      </a:extLst>
-                    </a:blip>
-                    <a:srcRect/>
-                    <a:stretch>
-                      <a:fillRect/>
-                    </a:stretch>
-                  </pic:blipFill>
-                  <pic:spPr bwMode="auto">
-                    <a:xfrm>
-                      <a:off x="0" y="0"/>
-                      <a:ext cx="4983480" cy="5059680"/>
-                    </a:xfrm>
-                    <a:prstGeom prst="rect">
-                      <a:avLst/>
-                    </a:prstGeom>
-                    <a:noFill/>
-                    <a:ln>
-                      <a:noFill/>
-                    </a:ln>
-                  </pic:spPr>
-                </pic:pic>
-              </a:graphicData>
-            </a:graphic>
-          </wp:inline>
-        </w:drawing>
-      </w:r>
-    </w:p>
+        <w:t xml:space="preserve">Takes part in cremasteric reflex </w:t>
+      </w:r>
+    </w:p>
+    <w:p>
+      <w:r>
+        <w:t>Function: retracts or raises testis up during cold environment, arousal or during heightened sympathetic activity (fight or flight)</w:t>
+      </w:r>
+    </w:p>
+    <w:p/>
     <w:p>
       <w:pPr>
         <w:pStyle w:val="Heading2"/>
       </w:pPr>
       <w:r>
-        <w:t>Cremaster muscle</w:t>
-      </w:r>
-    </w:p>
-    <w:p>
-      <w:r>
-        <w:t xml:space="preserve">Etymology - rom Greek </w:t>
-      </w:r>
-      <w:proofErr w:type="spellStart"/>
-      <w:r>
-        <w:t>kremastēr</w:t>
-      </w:r>
-      <w:proofErr w:type="spellEnd"/>
-      <w:r>
-        <w:t xml:space="preserve">, from </w:t>
-      </w:r>
-      <w:proofErr w:type="spellStart"/>
-      <w:r>
-        <w:t>krema</w:t>
-      </w:r>
-      <w:proofErr w:type="spellEnd"/>
-      <w:r>
-        <w:t>- ‘hang’</w:t>
-      </w:r>
-    </w:p>
-    <w:p>
-      <w:r>
-        <w:t xml:space="preserve">Striated muscle covering testis and spermatic cord </w:t>
-      </w:r>
-    </w:p>
-    <w:p>
-      <w:r>
-        <w:t>Located between the external spermatic fascia and internal spermatic fascia</w:t>
-      </w:r>
-    </w:p>
-    <w:p>
-      <w:r>
-        <w:t xml:space="preserve">In its upper part, </w:t>
-      </w:r>
-      <w:proofErr w:type="spellStart"/>
-      <w:r>
-        <w:t>cremastric</w:t>
-      </w:r>
-      <w:proofErr w:type="spellEnd"/>
-      <w:r>
-        <w:t xml:space="preserve"> fascia is continuous with internal oblique fascia </w:t>
-      </w:r>
-    </w:p>
-    <w:p>
-      <w:r>
-        <w:t xml:space="preserve">Supplied by </w:t>
-      </w:r>
-      <w:proofErr w:type="spellStart"/>
-      <w:r>
-        <w:t>cremateric</w:t>
-      </w:r>
-      <w:proofErr w:type="spellEnd"/>
-      <w:r>
-        <w:t xml:space="preserve"> artery (branch of interior </w:t>
-      </w:r>
-      <w:proofErr w:type="spellStart"/>
-      <w:r>
-        <w:t>epigastic</w:t>
-      </w:r>
-      <w:proofErr w:type="spellEnd"/>
-      <w:r>
-        <w:t xml:space="preserve"> artery) - a content of spermatic cord </w:t>
-      </w:r>
-    </w:p>
-    <w:p>
-      <w:r>
-        <w:t xml:space="preserve">It is innervated by genital branch of genitofemoral nerve </w:t>
-      </w:r>
-    </w:p>
-    <w:p>
-      <w:r>
-        <w:t xml:space="preserve">Takes part in cremasteric reflex </w:t>
-      </w:r>
-    </w:p>
-    <w:p>
-      <w:r>
-        <w:t>Function: retracts or raises testis up during cold environment, arousal or during heightened sympathetic activity (fight or flight)</w:t>
-      </w:r>
-    </w:p>
-    <w:p/>
-    <w:p>
-      <w:pPr>
-        <w:pStyle w:val="Heading2"/>
-      </w:pPr>
-      <w:r>
-        <w:lastRenderedPageBreak/>
         <w:t>Functions of scrotum</w:t>
       </w:r>
     </w:p>
@@ -386,13 +284,7 @@
     </w:p>
     <w:p>
       <w:r>
-        <w:t xml:space="preserve">Spermatogenesis </w:t>
-      </w:r>
-      <w:r>
-        <w:t>happens</w:t>
-      </w:r>
-      <w:r>
-        <w:t xml:space="preserve"> best at little lower temperature than the regular body temperature </w:t>
+        <w:t xml:space="preserve">Spermatogenesis happens best at little lower temperature than the regular body temperature </w:t>
       </w:r>
     </w:p>
     <w:p>
@@ -402,15 +294,7 @@
     </w:p>
     <w:p>
       <w:r>
-        <w:t xml:space="preserve">Activation hypothesis: Lower temperatures as happen in externally placed testis in scrotum prevent premature activation of the sperms. When sperms </w:t>
-      </w:r>
-      <w:proofErr w:type="gramStart"/>
-      <w:r>
-        <w:t>enters</w:t>
-      </w:r>
-      <w:proofErr w:type="gramEnd"/>
-      <w:r>
-        <w:t xml:space="preserve"> the cervix, increased temperature enable them with increased motility to reach uterine tube. </w:t>
+        <w:t xml:space="preserve">Activation hypothesis: Lower temperatures as happen in externally placed testis in scrotum prevent premature activation of the sperms. When sperms enters the cervix, increased temperature enable them with increased motility to reach uterine tube. </w:t>
       </w:r>
     </w:p>
     <w:p>
@@ -432,7 +316,7 @@
       <w:r>
         <w:t xml:space="preserve">For more information refer Lovegrove. </w:t>
       </w:r>
-      <w:hyperlink r:id="rId6" w:history="1">
+      <w:hyperlink r:id="rId5" w:history="1">
         <w:r>
           <w:rPr>
             <w:rStyle w:val="Hyperlink"/>
@@ -1728,6 +1612,7 @@
   <w:style w:type="character" w:default="1" w:styleId="DefaultParagraphFont">
     <w:name w:val="Default Paragraph Font"/>
     <w:uiPriority w:val="1"/>
+    <w:semiHidden/>
     <w:unhideWhenUsed/>
   </w:style>
   <w:style w:type="table" w:default="1" w:styleId="TableNormal">

--- a/www/content/abdomen-pelvis/Scrotum.docx
+++ b/www/content/abdomen-pelvis/Scrotum.docx
@@ -25,7 +25,15 @@
     </w:p>
     <w:p>
       <w:r>
-        <w:t>On each side, scrotum has testis, epididymis, part of spermatic cord and cremastric muscle</w:t>
+        <w:t xml:space="preserve">On each side, scrotum has testis, epididymis, part of spermatic cord and </w:t>
+      </w:r>
+      <w:proofErr w:type="spellStart"/>
+      <w:r>
+        <w:t>cremastric</w:t>
+      </w:r>
+      <w:proofErr w:type="spellEnd"/>
+      <w:r>
+        <w:t xml:space="preserve"> muscle</w:t>
       </w:r>
     </w:p>
     <w:p>
@@ -133,7 +141,15 @@
         </w:numPr>
       </w:pPr>
       <w:r>
-        <w:t>Dartos fascia - has dartos muscle and fascia. Dortos muscle (smooth muscle) brings corrugations on the scrotal skin</w:t>
+        <w:t xml:space="preserve">Dartos fascia - has dartos muscle and fascia. </w:t>
+      </w:r>
+      <w:proofErr w:type="spellStart"/>
+      <w:r>
+        <w:t>Dortos</w:t>
+      </w:r>
+      <w:proofErr w:type="spellEnd"/>
+      <w:r>
+        <w:t xml:space="preserve"> muscle (smooth muscle) brings corrugations on the scrotal skin</w:t>
       </w:r>
     </w:p>
     <w:p>
@@ -164,8 +180,13 @@
           <w:numId w:val="2"/>
         </w:numPr>
       </w:pPr>
-      <w:r>
-        <w:t xml:space="preserve">Dortos - muscle in the scrotal skin </w:t>
+      <w:proofErr w:type="spellStart"/>
+      <w:r>
+        <w:t>Dortos</w:t>
+      </w:r>
+      <w:proofErr w:type="spellEnd"/>
+      <w:r>
+        <w:t xml:space="preserve"> - muscle in the scrotal skin </w:t>
       </w:r>
     </w:p>
     <w:p>
@@ -176,8 +197,13 @@
           <w:numId w:val="2"/>
         </w:numPr>
       </w:pPr>
-      <w:r>
-        <w:t>Detrussor - muscle of urinary bladder wall</w:t>
+      <w:proofErr w:type="spellStart"/>
+      <w:r>
+        <w:t>Detrussor</w:t>
+      </w:r>
+      <w:proofErr w:type="spellEnd"/>
+      <w:r>
+        <w:t xml:space="preserve"> - muscle of urinary bladder wall</w:t>
       </w:r>
     </w:p>
     <w:p>
@@ -210,7 +236,23 @@
     </w:p>
     <w:p>
       <w:r>
-        <w:t>Etymology - rom Greek kremastēr, from krema- ‘hang’</w:t>
+        <w:t xml:space="preserve">Etymology - rom Greek </w:t>
+      </w:r>
+      <w:proofErr w:type="spellStart"/>
+      <w:r>
+        <w:t>kremastēr</w:t>
+      </w:r>
+      <w:proofErr w:type="spellEnd"/>
+      <w:r>
+        <w:t xml:space="preserve">, from </w:t>
+      </w:r>
+      <w:proofErr w:type="spellStart"/>
+      <w:r>
+        <w:t>krema</w:t>
+      </w:r>
+      <w:proofErr w:type="spellEnd"/>
+      <w:r>
+        <w:t>- ‘hang’</w:t>
       </w:r>
     </w:p>
     <w:p>
@@ -225,12 +267,36 @@
     </w:p>
     <w:p>
       <w:r>
-        <w:t xml:space="preserve">In its upper part, cremastric fascia is continuous with internal oblique fascia </w:t>
-      </w:r>
-    </w:p>
-    <w:p>
-      <w:r>
-        <w:t xml:space="preserve">Supplied by cremateric artery (branch of interior epigastic artery) - a content of spermatic cord </w:t>
+        <w:t xml:space="preserve">In its upper part, </w:t>
+      </w:r>
+      <w:proofErr w:type="spellStart"/>
+      <w:r>
+        <w:t>cremastric</w:t>
+      </w:r>
+      <w:proofErr w:type="spellEnd"/>
+      <w:r>
+        <w:t xml:space="preserve"> fascia is continuous with internal oblique fascia </w:t>
+      </w:r>
+    </w:p>
+    <w:p>
+      <w:r>
+        <w:t xml:space="preserve">Supplied by </w:t>
+      </w:r>
+      <w:proofErr w:type="spellStart"/>
+      <w:r>
+        <w:t>cremateric</w:t>
+      </w:r>
+      <w:proofErr w:type="spellEnd"/>
+      <w:r>
+        <w:t xml:space="preserve"> artery (branch of interior </w:t>
+      </w:r>
+      <w:proofErr w:type="spellStart"/>
+      <w:r>
+        <w:t>epigastic</w:t>
+      </w:r>
+      <w:proofErr w:type="spellEnd"/>
+      <w:r>
+        <w:t xml:space="preserve"> artery) - a content of spermatic cord </w:t>
       </w:r>
     </w:p>
     <w:p>
@@ -289,12 +355,23 @@
     </w:p>
     <w:p>
       <w:r>
+        <w:t>[WARNING]</w:t>
+      </w:r>
+      <w:r>
         <w:t>Reason for external testis</w:t>
       </w:r>
     </w:p>
     <w:p>
       <w:r>
-        <w:t xml:space="preserve">Activation hypothesis: Lower temperatures as happen in externally placed testis in scrotum prevent premature activation of the sperms. When sperms enters the cervix, increased temperature enable them with increased motility to reach uterine tube. </w:t>
+        <w:t xml:space="preserve">Activation hypothesis: Lower temperatures as happen in externally placed testis in scrotum prevent premature activation of the sperms. When sperms </w:t>
+      </w:r>
+      <w:proofErr w:type="gramStart"/>
+      <w:r>
+        <w:t>enters</w:t>
+      </w:r>
+      <w:proofErr w:type="gramEnd"/>
+      <w:r>
+        <w:t xml:space="preserve"> the cervix, increased temperature enable them with increased motility to reach uterine tube. </w:t>
       </w:r>
     </w:p>
     <w:p>
@@ -326,7 +403,25 @@
       </w:hyperlink>
     </w:p>
     <w:p/>
-    <w:p/>
+    <w:p>
+      <w:r>
+        <w:t>[SVG]</w:t>
+      </w:r>
+      <w:r>
+        <w:t xml:space="preserve"> </w:t>
+      </w:r>
+      <w:r>
+        <w:t>scrotal</w:t>
+      </w:r>
+      <w:r>
+        <w:t xml:space="preserve"> </w:t>
+      </w:r>
+      <w:proofErr w:type="spellStart"/>
+      <w:r>
+        <w:t>arteries.svg</w:t>
+      </w:r>
+      <w:proofErr w:type="spellEnd"/>
+    </w:p>
     <w:sectPr>
       <w:pgSz w:w="11906" w:h="16838"/>
       <w:pgMar w:top="1440" w:right="1440" w:bottom="1440" w:left="1440" w:header="708" w:footer="708" w:gutter="0"/>
